--- a/Taste_of_Milan_Coffee_Brief_v3.docx
+++ b/Taste_of_Milan_Coffee_Brief_v3.docx
@@ -60,6 +60,31 @@
     <w:p>
       <w:r>
         <w:t>Highlight coffee moments within the Taste of Milan event setting.</w:t>
+      </w:r>
+      <w:r>
+        <w:t xml:space="preserve"> Use only the assets present inside folder - </w:t>
+      </w:r>
+      <w:r>
+        <w:t>CH Summit 2026/</w:t>
+      </w:r>
+      <w:proofErr w:type="spellStart"/>
+      <w:r>
+        <w:t>Frescopa</w:t>
+      </w:r>
+      <w:proofErr w:type="spellEnd"/>
+      <w:r>
+        <w:t xml:space="preserve"> Campaign Assets/</w:t>
+      </w:r>
+      <w:proofErr w:type="spellStart"/>
+      <w:r>
+        <w:t>Frescopa</w:t>
+      </w:r>
+      <w:proofErr w:type="spellEnd"/>
+      <w:r>
+        <w:t xml:space="preserve"> Taste of Milan</w:t>
+      </w:r>
+      <w:r>
+        <w:br/>
       </w:r>
     </w:p>
     <w:p>
